--- a/docs/ProcureFlow_Update_Brief_Dynamic_Supplier_Stock_and_Reservations.docx
+++ b/docs/ProcureFlow_Update_Brief_Dynamic_Supplier_Stock_and_Reservations.docx
@@ -4,13 +4,13 @@
   <w:body>
     <w:p>
       <w:pPr>
-        <w:spacing w:after="80"/>
+        <w:spacing w:after="120"/>
         <w:jc w:val="left"/>
       </w:pPr>
       <w:r>
         <w:drawing>
           <wp:inline xmlns:a="http://schemas.openxmlformats.org/drawingml/2006/main" xmlns:pic="http://schemas.openxmlformats.org/drawingml/2006/picture">
-            <wp:extent cx="2560320" cy="410830"/>
+            <wp:extent cx="2194560" cy="731520"/>
             <wp:docPr id="1" name="Picture 1"/>
             <wp:cNvGraphicFramePr>
               <a:graphicFrameLocks noChangeAspect="1"/>
@@ -19,7 +19,7 @@
               <a:graphicData uri="http://schemas.openxmlformats.org/drawingml/2006/picture">
                 <pic:pic>
                   <pic:nvPicPr>
-                    <pic:cNvPr id="0" name="ProcureFlow-Title.png"/>
+                    <pic:cNvPr id="0" name="Procureflow_Logo.png"/>
                     <pic:cNvPicPr/>
                   </pic:nvPicPr>
                   <pic:blipFill>
@@ -31,7 +31,7 @@
                   <pic:spPr>
                     <a:xfrm>
                       <a:off x="0" y="0"/>
-                      <a:ext cx="2560320" cy="410830"/>
+                      <a:ext cx="2194560" cy="731520"/>
                     </a:xfrm>
                     <a:prstGeom prst="rect"/>
                   </pic:spPr>
@@ -1480,56 +1480,215 @@
           <w:color w:val="0F294A"/>
           <w:sz w:val="28"/>
         </w:rPr>
-        <w:t>Questions &amp; Support</w:t>
+        <w:t>Questions &amp; Key Contacts</w:t>
       </w:r>
     </w:p>
     <w:p>
       <w:pPr>
-        <w:spacing w:before="80" w:after="120"/>
+        <w:spacing w:before="80" w:after="160"/>
       </w:pPr>
       <w:r>
-        <w:t>For system support, supplier stock discrepancies, or questions regarding dynamic reservations:</w:t>
-        <w:br/>
+        <w:t>Please direct any questions, discrepancies, or feedback to the appropriate lead below:</w:t>
       </w:r>
+    </w:p>
+    <w:tbl>
+      <w:tblPr>
+        <w:tblW w:type="auto" w:w="0"/>
+        <w:jc w:val="center"/>
+        <w:tblLayout w:type="fixed"/>
+        <w:tblLook w:firstColumn="1" w:firstRow="1" w:lastColumn="0" w:lastRow="0" w:noHBand="0" w:noVBand="1" w:val="04A0"/>
+      </w:tblPr>
+      <w:tblGrid>
+        <w:gridCol w:w="4968"/>
+        <w:gridCol w:w="4968"/>
+      </w:tblGrid>
+      <w:tr>
+        <w:tc>
+          <w:tcPr>
+            <w:tcW w:type="dxa" w:w="4896"/>
+            <w:shd w:fill="F8FAFC"/>
+            <w:tcMar>
+              <w:top w:w="120" w:type="dxa"/>
+              <w:bottom w:w="120" w:type="dxa"/>
+              <w:left w:w="140" w:type="dxa"/>
+              <w:right w:w="140" w:type="dxa"/>
+            </w:tcMar>
+            <w:tcBorders>
+              <w:left w:val="single" w:sz="24" w:space="0" w:color="1E40AF"/>
+              <w:top w:val="single" w:sz="4" w:space="0" w:color="CBD5E1"/>
+              <w:right w:val="single" w:sz="4" w:space="0" w:color="CBD5E1"/>
+              <w:bottom w:val="single" w:sz="4" w:space="0" w:color="CBD5E1"/>
+            </w:tcBorders>
+          </w:tcPr>
+          <w:p>
+            <w:pPr>
+              <w:spacing w:before="0" w:after="40"/>
+            </w:pPr>
+            <w:r>
+              <w:rPr>
+                <w:b/>
+                <w:color w:val="1E40AF"/>
+                <w:sz w:val="16"/>
+              </w:rPr>
+              <w:t>PROCUREMENT &amp; INVENTORY INQUIRIES</w:t>
+              <w:br/>
+            </w:r>
+            <w:r>
+              <w:rPr>
+                <w:b/>
+                <w:color w:val="0F294A"/>
+                <w:sz w:val="22"/>
+              </w:rPr>
+              <w:t>Ashish Chhabra</w:t>
+              <w:br/>
+            </w:r>
+            <w:r>
+              <w:rPr>
+                <w:color w:val="64748B"/>
+                <w:sz w:val="19"/>
+              </w:rPr>
+              <w:t>Procurement &amp; Inventory Manager</w:t>
+              <w:br/>
+            </w:r>
+          </w:p>
+          <w:p>
+            <w:pPr>
+              <w:spacing w:before="40" w:after="80"/>
+            </w:pPr>
+            <w:r>
+              <w:rPr>
+                <w:b/>
+                <w:color w:val="0F294A"/>
+                <w:sz w:val="18"/>
+              </w:rPr>
+              <w:t xml:space="preserve">Email: </w:t>
+            </w:r>
+            <w:r>
+              <w:rPr>
+                <w:color w:val="2563EB"/>
+                <w:sz w:val="18"/>
+                <w:u w:val="single"/>
+              </w:rPr>
+              <w:t>ashish.chhabra@splservices.com.au</w:t>
+            </w:r>
+          </w:p>
+          <w:p>
+            <w:pPr>
+              <w:spacing w:before="40" w:after="0"/>
+            </w:pPr>
+            <w:r>
+              <w:rPr>
+                <w:i/>
+                <w:color w:val="475569"/>
+                <w:sz w:val="17"/>
+              </w:rPr>
+              <w:t>Supplier stock availability, inventory quotas, PO approval escalation, and Concur PO processing queries.</w:t>
+            </w:r>
+          </w:p>
+        </w:tc>
+        <w:tc>
+          <w:tcPr>
+            <w:tcW w:type="dxa" w:w="4896"/>
+            <w:shd w:fill="F8FAFC"/>
+            <w:tcMar>
+              <w:top w:w="120" w:type="dxa"/>
+              <w:bottom w:w="120" w:type="dxa"/>
+              <w:left w:w="140" w:type="dxa"/>
+              <w:right w:w="140" w:type="dxa"/>
+            </w:tcMar>
+            <w:tcBorders>
+              <w:left w:val="single" w:sz="24" w:space="0" w:color="1E40AF"/>
+              <w:top w:val="single" w:sz="4" w:space="0" w:color="CBD5E1"/>
+              <w:right w:val="single" w:sz="4" w:space="0" w:color="CBD5E1"/>
+              <w:bottom w:val="single" w:sz="4" w:space="0" w:color="CBD5E1"/>
+            </w:tcBorders>
+          </w:tcPr>
+          <w:p>
+            <w:pPr>
+              <w:spacing w:before="0" w:after="40"/>
+            </w:pPr>
+            <w:r>
+              <w:rPr>
+                <w:b/>
+                <w:color w:val="1E40AF"/>
+                <w:sz w:val="16"/>
+              </w:rPr>
+              <w:t>PROCUREFLOW DEVELOPMENT &amp; AUTOMATION</w:t>
+              <w:br/>
+            </w:r>
+            <w:r>
+              <w:rPr>
+                <w:b/>
+                <w:color w:val="0F294A"/>
+                <w:sz w:val="22"/>
+              </w:rPr>
+              <w:t>Aaron Bell</w:t>
+              <w:br/>
+            </w:r>
+            <w:r>
+              <w:rPr>
+                <w:color w:val="64748B"/>
+                <w:sz w:val="19"/>
+              </w:rPr>
+              <w:t>Enterprise Data and Automation Manager</w:t>
+              <w:br/>
+            </w:r>
+          </w:p>
+          <w:p>
+            <w:pPr>
+              <w:spacing w:before="40" w:after="80"/>
+            </w:pPr>
+            <w:r>
+              <w:rPr>
+                <w:b/>
+                <w:color w:val="0F294A"/>
+                <w:sz w:val="18"/>
+              </w:rPr>
+              <w:t xml:space="preserve">Email: </w:t>
+            </w:r>
+            <w:r>
+              <w:rPr>
+                <w:color w:val="2563EB"/>
+                <w:sz w:val="18"/>
+                <w:u w:val="single"/>
+              </w:rPr>
+              <w:t>aaron.bell@splservices.com.au</w:t>
+            </w:r>
+          </w:p>
+          <w:p>
+            <w:pPr>
+              <w:spacing w:before="40" w:after="0"/>
+            </w:pPr>
+            <w:r>
+              <w:rPr>
+                <w:i/>
+                <w:color w:val="475569"/>
+                <w:sz w:val="17"/>
+              </w:rPr>
+              <w:t>ProcureFlow platform features, reservation engine logic, reporting tools, and system workflow enhancements.</w:t>
+            </w:r>
+          </w:p>
+        </w:tc>
+      </w:tr>
+    </w:tbl>
+    <w:p>
+      <w:pPr>
+        <w:spacing w:after="200"/>
+      </w:pPr>
     </w:p>
     <w:p>
       <w:pPr>
-        <w:pStyle w:val="ListBullet"/>
-        <w:spacing w:before="40" w:after="80"/>
-        <w:ind w:left="360"/>
+        <w:spacing w:before="80" w:after="80"/>
       </w:pPr>
       <w:r>
         <w:rPr>
           <w:b/>
           <w:color w:val="0F294A"/>
         </w:rPr>
-        <w:t xml:space="preserve">ProcureFlow Support Desk: </w:t>
+        <w:t xml:space="preserve">In-App Help Desk: </w:t>
       </w:r>
       <w:r>
-        <w:rPr>
-          <w:color w:val="1E293B"/>
-        </w:rPr>
-        <w:t>Submit a ticket via the in-app Help Guide &amp; Feedback drawer.</w:t>
-      </w:r>
-    </w:p>
-    <w:p>
-      <w:pPr>
-        <w:pStyle w:val="ListBullet"/>
-        <w:spacing w:before="40" w:after="80"/>
-        <w:ind w:left="360"/>
-      </w:pPr>
-      <w:r>
-        <w:rPr>
-          <w:b/>
-          <w:color w:val="0F294A"/>
-        </w:rPr>
-        <w:t xml:space="preserve">Procurement Systems Team: </w:t>
-      </w:r>
-      <w:r>
-        <w:rPr>
-          <w:color w:val="1E293B"/>
-        </w:rPr>
-        <w:t>Contact your central procurement category manager or buyer.</w:t>
+        <w:t>You can also submit instant feedback or log support tickets directly within ProcureFlow using the Help &amp; Guide drawer on any screen.</w:t>
       </w:r>
     </w:p>
     <w:sectPr>

--- a/docs/ProcureFlow_Update_Brief_Dynamic_Supplier_Stock_and_Reservations.docx
+++ b/docs/ProcureFlow_Update_Brief_Dynamic_Supplier_Stock_and_Reservations.docx
@@ -4,13 +4,13 @@
   <w:body>
     <w:p>
       <w:pPr>
-        <w:spacing w:after="120"/>
+        <w:spacing w:after="80" w:before="0"/>
         <w:jc w:val="left"/>
       </w:pPr>
       <w:r>
         <w:drawing>
           <wp:inline xmlns:a="http://schemas.openxmlformats.org/drawingml/2006/main" xmlns:pic="http://schemas.openxmlformats.org/drawingml/2006/picture">
-            <wp:extent cx="2194560" cy="731520"/>
+            <wp:extent cx="2286000" cy="762000"/>
             <wp:docPr id="1" name="Picture 1"/>
             <wp:cNvGraphicFramePr>
               <a:graphicFrameLocks noChangeAspect="1"/>
@@ -31,7 +31,7 @@
                   <pic:spPr>
                     <a:xfrm>
                       <a:off x="0" y="0"/>
-                      <a:ext cx="2194560" cy="731520"/>
+                      <a:ext cx="2286000" cy="762000"/>
                     </a:xfrm>
                     <a:prstGeom prst="rect"/>
                   </pic:spPr>
@@ -44,28 +44,28 @@
     </w:p>
     <w:p>
       <w:pPr>
-        <w:spacing w:after="40" w:before="80"/>
+        <w:spacing w:after="40" w:before="40"/>
       </w:pPr>
       <w:r>
         <w:rPr>
           <w:rFonts w:ascii="Calibri" w:hAnsi="Calibri"/>
           <w:b/>
           <w:color w:val="0F294A"/>
-          <w:sz w:val="40"/>
+          <w:sz w:val="36"/>
         </w:rPr>
         <w:t>Feature Release Brief: Dynamic Supplier Stock &amp; 48-Hour Reservations</w:t>
       </w:r>
     </w:p>
     <w:p>
       <w:pPr>
-        <w:spacing w:after="240"/>
+        <w:spacing w:after="160"/>
       </w:pPr>
       <w:r>
         <w:rPr>
           <w:rFonts w:ascii="Calibri" w:hAnsi="Calibri"/>
           <w:i/>
           <w:color w:val="64748B"/>
-          <w:sz w:val="22"/>
+          <w:sz w:val="20"/>
         </w:rPr>
         <w:t>Real-time available stock visibility, automated 48h fair-share reservations, and supplier stock analytics.</w:t>
       </w:r>
@@ -78,21 +78,21 @@
         <w:tblLook w:firstColumn="1" w:firstRow="1" w:lastColumn="0" w:lastRow="0" w:noHBand="0" w:noVBand="1" w:val="04A0"/>
       </w:tblPr>
       <w:tblGrid>
-        <w:gridCol w:w="2484"/>
-        <w:gridCol w:w="2484"/>
-        <w:gridCol w:w="2484"/>
-        <w:gridCol w:w="2484"/>
+        <w:gridCol w:w="2520"/>
+        <w:gridCol w:w="2520"/>
+        <w:gridCol w:w="2520"/>
+        <w:gridCol w:w="2520"/>
       </w:tblGrid>
       <w:tr>
         <w:tc>
           <w:tcPr>
-            <w:tcW w:type="dxa" w:w="2484"/>
+            <w:tcW w:type="dxa" w:w="2520"/>
             <w:shd w:fill="0F294A"/>
             <w:tcMar>
-              <w:top w:w="80" w:type="dxa"/>
-              <w:bottom w:w="60" w:type="dxa"/>
-              <w:left w:w="120" w:type="dxa"/>
-              <w:right w:w="120" w:type="dxa"/>
+              <w:top w:w="60" w:type="dxa"/>
+              <w:bottom w:w="50" w:type="dxa"/>
+              <w:left w:w="100" w:type="dxa"/>
+              <w:right w:w="100" w:type="dxa"/>
             </w:tcMar>
             <w:tcBorders>
               <w:top w:val="single" w:sz="4" w:space="0" w:color="CBD5E1"/>
@@ -103,13 +103,13 @@
           </w:tcPr>
           <w:p>
             <w:pPr>
-              <w:spacing w:after="0" w:before="0"/>
+              <w:spacing w:after="0"/>
             </w:pPr>
             <w:r>
               <w:rPr>
                 <w:b/>
                 <w:color w:val="FFFFFF"/>
-                <w:sz w:val="16"/>
+                <w:sz w:val="15"/>
               </w:rPr>
               <w:t>RELEASE DATE</w:t>
             </w:r>
@@ -117,13 +117,13 @@
         </w:tc>
         <w:tc>
           <w:tcPr>
-            <w:tcW w:type="dxa" w:w="2484"/>
+            <w:tcW w:type="dxa" w:w="2520"/>
             <w:shd w:fill="0F294A"/>
             <w:tcMar>
-              <w:top w:w="80" w:type="dxa"/>
-              <w:bottom w:w="60" w:type="dxa"/>
-              <w:left w:w="120" w:type="dxa"/>
-              <w:right w:w="120" w:type="dxa"/>
+              <w:top w:w="60" w:type="dxa"/>
+              <w:bottom w:w="50" w:type="dxa"/>
+              <w:left w:w="100" w:type="dxa"/>
+              <w:right w:w="100" w:type="dxa"/>
             </w:tcMar>
             <w:tcBorders>
               <w:top w:val="single" w:sz="4" w:space="0" w:color="CBD5E1"/>
@@ -134,13 +134,13 @@
           </w:tcPr>
           <w:p>
             <w:pPr>
-              <w:spacing w:after="0" w:before="0"/>
+              <w:spacing w:after="0"/>
             </w:pPr>
             <w:r>
               <w:rPr>
                 <w:b/>
                 <w:color w:val="FFFFFF"/>
-                <w:sz w:val="16"/>
+                <w:sz w:val="15"/>
               </w:rPr>
               <w:t>VERSION</w:t>
             </w:r>
@@ -148,13 +148,13 @@
         </w:tc>
         <w:tc>
           <w:tcPr>
-            <w:tcW w:type="dxa" w:w="2484"/>
+            <w:tcW w:type="dxa" w:w="2520"/>
             <w:shd w:fill="0F294A"/>
             <w:tcMar>
-              <w:top w:w="80" w:type="dxa"/>
-              <w:bottom w:w="60" w:type="dxa"/>
-              <w:left w:w="120" w:type="dxa"/>
-              <w:right w:w="120" w:type="dxa"/>
+              <w:top w:w="60" w:type="dxa"/>
+              <w:bottom w:w="50" w:type="dxa"/>
+              <w:left w:w="100" w:type="dxa"/>
+              <w:right w:w="100" w:type="dxa"/>
             </w:tcMar>
             <w:tcBorders>
               <w:top w:val="single" w:sz="4" w:space="0" w:color="CBD5E1"/>
@@ -165,13 +165,13 @@
           </w:tcPr>
           <w:p>
             <w:pPr>
-              <w:spacing w:after="0" w:before="0"/>
+              <w:spacing w:after="0"/>
             </w:pPr>
             <w:r>
               <w:rPr>
                 <w:b/>
                 <w:color w:val="FFFFFF"/>
-                <w:sz w:val="16"/>
+                <w:sz w:val="15"/>
               </w:rPr>
               <w:t>AUDIENCE</w:t>
             </w:r>
@@ -179,13 +179,13 @@
         </w:tc>
         <w:tc>
           <w:tcPr>
-            <w:tcW w:type="dxa" w:w="2484"/>
+            <w:tcW w:type="dxa" w:w="2520"/>
             <w:shd w:fill="0F294A"/>
             <w:tcMar>
-              <w:top w:w="80" w:type="dxa"/>
-              <w:bottom w:w="60" w:type="dxa"/>
-              <w:left w:w="120" w:type="dxa"/>
-              <w:right w:w="120" w:type="dxa"/>
+              <w:top w:w="60" w:type="dxa"/>
+              <w:bottom w:w="50" w:type="dxa"/>
+              <w:left w:w="100" w:type="dxa"/>
+              <w:right w:w="100" w:type="dxa"/>
             </w:tcMar>
             <w:tcBorders>
               <w:top w:val="single" w:sz="4" w:space="0" w:color="CBD5E1"/>
@@ -196,15 +196,15 @@
           </w:tcPr>
           <w:p>
             <w:pPr>
-              <w:spacing w:after="0" w:before="0"/>
+              <w:spacing w:after="0"/>
             </w:pPr>
             <w:r>
               <w:rPr>
                 <w:b/>
                 <w:color w:val="FFFFFF"/>
-                <w:sz w:val="16"/>
+                <w:sz w:val="15"/>
               </w:rPr>
-              <w:t>MODULE</w:t>
+              <w:t>SYSTEM MODULE</w:t>
             </w:r>
           </w:p>
         </w:tc>
@@ -212,13 +212,13 @@
       <w:tr>
         <w:tc>
           <w:tcPr>
-            <w:tcW w:type="dxa" w:w="2484"/>
+            <w:tcW w:type="dxa" w:w="2520"/>
             <w:shd w:fill="F8FAFC"/>
             <w:tcMar>
-              <w:top w:w="80" w:type="dxa"/>
-              <w:bottom w:w="80" w:type="dxa"/>
-              <w:left w:w="120" w:type="dxa"/>
-              <w:right w:w="120" w:type="dxa"/>
+              <w:top w:w="60" w:type="dxa"/>
+              <w:bottom w:w="60" w:type="dxa"/>
+              <w:left w:w="100" w:type="dxa"/>
+              <w:right w:w="100" w:type="dxa"/>
             </w:tcMar>
             <w:tcBorders>
               <w:top w:val="single" w:sz="4" w:space="0" w:color="CBD5E1"/>
@@ -229,13 +229,13 @@
           </w:tcPr>
           <w:p>
             <w:pPr>
-              <w:spacing w:after="0" w:before="0"/>
+              <w:spacing w:after="0"/>
             </w:pPr>
             <w:r>
               <w:rPr>
                 <w:b/>
                 <w:color w:val="0F294A"/>
-                <w:sz w:val="19"/>
+                <w:sz w:val="17"/>
               </w:rPr>
               <w:t>24 September 2026</w:t>
             </w:r>
@@ -243,13 +243,13 @@
         </w:tc>
         <w:tc>
           <w:tcPr>
-            <w:tcW w:type="dxa" w:w="2484"/>
+            <w:tcW w:type="dxa" w:w="2520"/>
             <w:shd w:fill="F8FAFC"/>
             <w:tcMar>
-              <w:top w:w="80" w:type="dxa"/>
-              <w:bottom w:w="80" w:type="dxa"/>
-              <w:left w:w="120" w:type="dxa"/>
-              <w:right w:w="120" w:type="dxa"/>
+              <w:top w:w="60" w:type="dxa"/>
+              <w:bottom w:w="60" w:type="dxa"/>
+              <w:left w:w="100" w:type="dxa"/>
+              <w:right w:w="100" w:type="dxa"/>
             </w:tcMar>
             <w:tcBorders>
               <w:top w:val="single" w:sz="4" w:space="0" w:color="CBD5E1"/>
@@ -260,13 +260,13 @@
           </w:tcPr>
           <w:p>
             <w:pPr>
-              <w:spacing w:after="0" w:before="0"/>
+              <w:spacing w:after="0"/>
             </w:pPr>
             <w:r>
               <w:rPr>
                 <w:b/>
                 <w:color w:val="0F294A"/>
-                <w:sz w:val="19"/>
+                <w:sz w:val="17"/>
               </w:rPr>
               <w:t>Release v2.4 (Live)</w:t>
             </w:r>
@@ -274,13 +274,13 @@
         </w:tc>
         <w:tc>
           <w:tcPr>
-            <w:tcW w:type="dxa" w:w="2484"/>
+            <w:tcW w:type="dxa" w:w="2520"/>
             <w:shd w:fill="F8FAFC"/>
             <w:tcMar>
-              <w:top w:w="80" w:type="dxa"/>
-              <w:bottom w:w="80" w:type="dxa"/>
-              <w:left w:w="120" w:type="dxa"/>
-              <w:right w:w="120" w:type="dxa"/>
+              <w:top w:w="60" w:type="dxa"/>
+              <w:bottom w:w="60" w:type="dxa"/>
+              <w:left w:w="100" w:type="dxa"/>
+              <w:right w:w="100" w:type="dxa"/>
             </w:tcMar>
             <w:tcBorders>
               <w:top w:val="single" w:sz="4" w:space="0" w:color="CBD5E1"/>
@@ -291,13 +291,13 @@
           </w:tcPr>
           <w:p>
             <w:pPr>
-              <w:spacing w:after="0" w:before="0"/>
+              <w:spacing w:after="0"/>
             </w:pPr>
             <w:r>
               <w:rPr>
                 <w:b/>
                 <w:color w:val="0F294A"/>
-                <w:sz w:val="19"/>
+                <w:sz w:val="17"/>
               </w:rPr>
               <w:t>Requisitioners, Approvers, Buyers</w:t>
             </w:r>
@@ -305,13 +305,13 @@
         </w:tc>
         <w:tc>
           <w:tcPr>
-            <w:tcW w:type="dxa" w:w="2484"/>
+            <w:tcW w:type="dxa" w:w="2520"/>
             <w:shd w:fill="F8FAFC"/>
             <w:tcMar>
-              <w:top w:w="80" w:type="dxa"/>
-              <w:bottom w:w="80" w:type="dxa"/>
-              <w:left w:w="120" w:type="dxa"/>
-              <w:right w:w="120" w:type="dxa"/>
+              <w:top w:w="60" w:type="dxa"/>
+              <w:bottom w:w="60" w:type="dxa"/>
+              <w:left w:w="100" w:type="dxa"/>
+              <w:right w:w="100" w:type="dxa"/>
             </w:tcMar>
             <w:tcBorders>
               <w:top w:val="single" w:sz="4" w:space="0" w:color="CBD5E1"/>
@@ -322,13 +322,13 @@
           </w:tcPr>
           <w:p>
             <w:pPr>
-              <w:spacing w:after="0" w:before="0"/>
+              <w:spacing w:after="0"/>
             </w:pPr>
             <w:r>
               <w:rPr>
                 <w:b/>
                 <w:color w:val="0F294A"/>
-                <w:sz w:val="19"/>
+                <w:sz w:val="17"/>
               </w:rPr>
               <w:t>Stock &amp; Requisitions</w:t>
             </w:r>
@@ -338,7 +338,7 @@
     </w:tbl>
     <w:p>
       <w:pPr>
-        <w:spacing w:after="160"/>
+        <w:spacing w:after="120"/>
       </w:pPr>
     </w:p>
     <w:tbl>
@@ -347,35 +347,35 @@
         <w:tblLook w:firstColumn="1" w:firstRow="1" w:lastColumn="0" w:lastRow="0" w:noHBand="0" w:noVBand="1" w:val="04A0"/>
       </w:tblPr>
       <w:tblGrid>
-        <w:gridCol w:w="9936"/>
+        <w:gridCol w:w="10080"/>
       </w:tblGrid>
       <w:tr>
         <w:tc>
           <w:tcPr>
-            <w:tcW w:type="dxa" w:w="9936"/>
+            <w:tcW w:type="dxa" w:w="10080"/>
             <w:shd w:fill="EFF6FF"/>
             <w:tcBorders>
-              <w:left w:val="single" w:sz="36" w:space="0" w:color="2563EB"/>
+              <w:left w:val="single" w:sz="36" w:space="0" w:color="1E40AF"/>
               <w:top w:val="none"/>
               <w:right w:val="none"/>
               <w:bottom w:val="none"/>
             </w:tcBorders>
             <w:tcMar>
-              <w:top w:w="140" w:type="dxa"/>
-              <w:bottom w:w="140" w:type="dxa"/>
-              <w:left w:w="180" w:type="dxa"/>
-              <w:right w:w="180" w:type="dxa"/>
+              <w:top w:w="100" w:type="dxa"/>
+              <w:bottom w:w="100" w:type="dxa"/>
+              <w:left w:w="140" w:type="dxa"/>
+              <w:right w:w="140" w:type="dxa"/>
             </w:tcMar>
           </w:tcPr>
           <w:p>
             <w:pPr>
-              <w:spacing w:after="80"/>
+              <w:spacing w:after="40"/>
             </w:pPr>
             <w:r>
               <w:rPr>
                 <w:b/>
                 <w:color w:val="1E40AF"/>
-                <w:sz w:val="22"/>
+                <w:sz w:val="21"/>
               </w:rPr>
               <w:t>Executive Overview: Accurate Stock &amp; Fair Inventory Allocation</w:t>
               <w:br/>
@@ -383,9 +383,9 @@
             <w:r>
               <w:rPr>
                 <w:color w:val="1E293B"/>
-                <w:sz w:val="20"/>
+                <w:sz w:val="19"/>
               </w:rPr>
-              <w:t>To prevent duplicate ordering and eliminate 'ghost stock' across SPL plants, ProcureFlow now tracks a live running total of available supplier stock. Approved requests place inventory into a temporary 48-hour reservation holding pattern. If a Concur PO # is not linked within 48 hours, the order is automatically cancelled and the reserved stock is returned to the available pool for all other users.</w:t>
+              <w:t>To eliminate duplicate ordering and 'ghost stock' across SPL plants, ProcureFlow now tracks a live running total of available supplier stock. Approved requests place inventory into a temporary 48-hour reservation holding pattern. If a Concur PO # is not linked within 48 hours, the order is automatically cancelled and the reserved stock is returned to the available pool for all other users.</w:t>
             </w:r>
           </w:p>
         </w:tc>
@@ -393,8 +393,59 @@
     </w:tbl>
     <w:p>
       <w:pPr>
-        <w:spacing w:after="160"/>
+        <w:keepNext/>
+        <w:spacing w:before="160" w:after="40"/>
+        <w:jc w:val="center"/>
       </w:pPr>
+      <w:r>
+        <w:drawing>
+          <wp:inline xmlns:a="http://schemas.openxmlformats.org/drawingml/2006/main" xmlns:pic="http://schemas.openxmlformats.org/drawingml/2006/picture">
+            <wp:extent cx="6217920" cy="3045512"/>
+            <wp:docPr id="2" name="Picture 2"/>
+            <wp:cNvGraphicFramePr>
+              <a:graphicFrameLocks noChangeAspect="1"/>
+            </wp:cNvGraphicFramePr>
+            <a:graphic>
+              <a:graphicData uri="http://schemas.openxmlformats.org/drawingml/2006/picture">
+                <pic:pic>
+                  <pic:nvPicPr>
+                    <pic:cNvPr id="0" name="lifecycle_workflow.png"/>
+                    <pic:cNvPicPr/>
+                  </pic:nvPicPr>
+                  <pic:blipFill>
+                    <a:blip r:embed="rId10"/>
+                    <a:stretch>
+                      <a:fillRect/>
+                    </a:stretch>
+                  </pic:blipFill>
+                  <pic:spPr>
+                    <a:xfrm>
+                      <a:off x="0" y="0"/>
+                      <a:ext cx="6217920" cy="3045512"/>
+                    </a:xfrm>
+                    <a:prstGeom prst="rect"/>
+                  </pic:spPr>
+                </pic:pic>
+              </a:graphicData>
+            </a:graphic>
+          </wp:inline>
+        </w:drawing>
+      </w:r>
+    </w:p>
+    <w:p>
+      <w:pPr>
+        <w:spacing w:before="40" w:after="200"/>
+        <w:jc w:val="center"/>
+      </w:pPr>
+      <w:r>
+        <w:rPr>
+          <w:rFonts w:ascii="Calibri" w:hAnsi="Calibri"/>
+          <w:i/>
+          <w:color w:val="64748B"/>
+          <w:sz w:val="17"/>
+        </w:rPr>
+        <w:t>Figure: End-to-End 48-Hour Reservation &amp; Expiry Lifecycle Workflow</w:t>
+      </w:r>
     </w:p>
     <w:p>
       <w:pPr>
@@ -409,7 +460,7 @@
           <w:rFonts w:ascii="Calibri" w:hAnsi="Calibri"/>
           <w:b/>
           <w:color w:val="0F294A"/>
-          <w:sz w:val="28"/>
+          <w:sz w:val="26"/>
         </w:rPr>
         <w:t>Key Enhancements &amp; How They Work</w:t>
       </w:r>
@@ -417,7 +468,7 @@
     <w:p>
       <w:pPr>
         <w:pStyle w:val="ListBullet"/>
-        <w:spacing w:before="40" w:after="80"/>
+        <w:spacing w:before="40" w:after="60"/>
         <w:ind w:left="360"/>
       </w:pPr>
       <w:r>
@@ -431,13 +482,69 @@
         <w:rPr>
           <w:color w:val="1E293B"/>
         </w:rPr>
-        <w:t>Stock availability is no longer static between weekly supplier reports. ProcureFlow starts with the most recent supplier Stock-on-Hand (SOH) snapshot and continuously deducts both active reservations and committed orders in real time. The orderable quantity shown in the catalogue represents true, available inventory.</w:t>
+        <w:t>Stock availability is no longer static between weekly supplier reports. ProcureFlow starts with the most recent supplier Stock-on-Hand (SOH) snapshot and continuously deducts both active reservations and committed orders in real time. Requisitioners only see inventory that is genuinely orderable.</w:t>
+      </w:r>
+    </w:p>
+    <w:p>
+      <w:pPr>
+        <w:keepNext/>
+        <w:spacing w:before="160" w:after="40"/>
+        <w:jc w:val="center"/>
+      </w:pPr>
+      <w:r>
+        <w:drawing>
+          <wp:inline xmlns:a="http://schemas.openxmlformats.org/drawingml/2006/main" xmlns:pic="http://schemas.openxmlformats.org/drawingml/2006/picture">
+            <wp:extent cx="6217920" cy="2728271"/>
+            <wp:docPr id="3" name="Picture 3"/>
+            <wp:cNvGraphicFramePr>
+              <a:graphicFrameLocks noChangeAspect="1"/>
+            </wp:cNvGraphicFramePr>
+            <a:graphic>
+              <a:graphicData uri="http://schemas.openxmlformats.org/drawingml/2006/picture">
+                <pic:pic>
+                  <pic:nvPicPr>
+                    <pic:cNvPr id="0" name="dynamic_stock_waterfall.png"/>
+                    <pic:cNvPicPr/>
+                  </pic:nvPicPr>
+                  <pic:blipFill>
+                    <a:blip r:embed="rId11"/>
+                    <a:stretch>
+                      <a:fillRect/>
+                    </a:stretch>
+                  </pic:blipFill>
+                  <pic:spPr>
+                    <a:xfrm>
+                      <a:off x="0" y="0"/>
+                      <a:ext cx="6217920" cy="2728271"/>
+                    </a:xfrm>
+                    <a:prstGeom prst="rect"/>
+                  </pic:spPr>
+                </pic:pic>
+              </a:graphicData>
+            </a:graphic>
+          </wp:inline>
+        </w:drawing>
+      </w:r>
+    </w:p>
+    <w:p>
+      <w:pPr>
+        <w:spacing w:before="40" w:after="200"/>
+        <w:jc w:val="center"/>
+      </w:pPr>
+      <w:r>
+        <w:rPr>
+          <w:rFonts w:ascii="Calibri" w:hAnsi="Calibri"/>
+          <w:i/>
+          <w:color w:val="64748B"/>
+          <w:sz w:val="17"/>
+        </w:rPr>
+        <w:t>Figure: Dynamic Running Stock Deduction Formula &amp; Mechanism</w:t>
       </w:r>
     </w:p>
     <w:p>
       <w:pPr>
         <w:pStyle w:val="ListBullet"/>
-        <w:spacing w:before="40" w:after="80"/>
+        <w:spacing w:before="40" w:after="60"/>
         <w:ind w:left="360"/>
       </w:pPr>
       <w:r>
@@ -451,13 +558,13 @@
         <w:rPr>
           <w:color w:val="1E293B"/>
         </w:rPr>
-        <w:t>The moment a requisition receives final approval, its items are placed into a 'Reserved' state. This temporarily earmarks the stock for that plant, preventing other sites from ordering the same inventory while procurement processes the purchase order.</w:t>
+        <w:t>When a requisition receives final approval, its items are placed into a 'Reserved' state. This temporarily locks the stock for that plant, preventing other sites from ordering the same inventory while procurement processes the purchase order.</w:t>
       </w:r>
     </w:p>
     <w:p>
       <w:pPr>
         <w:pStyle w:val="ListBullet"/>
-        <w:spacing w:before="40" w:after="80"/>
+        <w:spacing w:before="40" w:after="60"/>
         <w:ind w:left="360"/>
       </w:pPr>
       <w:r>
@@ -471,7 +578,63 @@
         <w:rPr>
           <w:color w:val="1E293B"/>
         </w:rPr>
-        <w:t>Every approved request features a visible countdown timer showing exactly how much time remains on the reservation. Color-coded urgency indicators keep buyers and requesters informed:</w:t>
+        <w:t>Every approved request displays a visible countdown timer showing exactly how much time remains on the reservation. Color-coded urgency indicators keep buyers and requesters informed:</w:t>
+      </w:r>
+    </w:p>
+    <w:p>
+      <w:pPr>
+        <w:keepNext/>
+        <w:spacing w:before="160" w:after="40"/>
+        <w:jc w:val="center"/>
+      </w:pPr>
+      <w:r>
+        <w:drawing>
+          <wp:inline xmlns:a="http://schemas.openxmlformats.org/drawingml/2006/main" xmlns:pic="http://schemas.openxmlformats.org/drawingml/2006/picture">
+            <wp:extent cx="6217920" cy="2664823"/>
+            <wp:docPr id="4" name="Picture 4"/>
+            <wp:cNvGraphicFramePr>
+              <a:graphicFrameLocks noChangeAspect="1"/>
+            </wp:cNvGraphicFramePr>
+            <a:graphic>
+              <a:graphicData uri="http://schemas.openxmlformats.org/drawingml/2006/picture">
+                <pic:pic>
+                  <pic:nvPicPr>
+                    <pic:cNvPr id="0" name="ui_countdown_badges_and_flyout.png"/>
+                    <pic:cNvPicPr/>
+                  </pic:nvPicPr>
+                  <pic:blipFill>
+                    <a:blip r:embed="rId12"/>
+                    <a:stretch>
+                      <a:fillRect/>
+                    </a:stretch>
+                  </pic:blipFill>
+                  <pic:spPr>
+                    <a:xfrm>
+                      <a:off x="0" y="0"/>
+                      <a:ext cx="6217920" cy="2664823"/>
+                    </a:xfrm>
+                    <a:prstGeom prst="rect"/>
+                  </pic:spPr>
+                </pic:pic>
+              </a:graphicData>
+            </a:graphic>
+          </wp:inline>
+        </w:drawing>
+      </w:r>
+    </w:p>
+    <w:p>
+      <w:pPr>
+        <w:spacing w:before="40" w:after="200"/>
+        <w:jc w:val="center"/>
+      </w:pPr>
+      <w:r>
+        <w:rPr>
+          <w:rFonts w:ascii="Calibri" w:hAnsi="Calibri"/>
+          <w:i/>
+          <w:color w:val="64748B"/>
+          <w:sz w:val="17"/>
+        </w:rPr>
+        <w:t>Figure: Live UI Indicators: Color-Coded Urgency Badges &amp; Dynamic Stock Flyout Panel</w:t>
       </w:r>
     </w:p>
     <w:tbl>
@@ -481,20 +644,20 @@
         <w:tblLook w:firstColumn="1" w:firstRow="1" w:lastColumn="0" w:lastRow="0" w:noHBand="0" w:noVBand="1" w:val="04A0"/>
       </w:tblPr>
       <w:tblGrid>
-        <w:gridCol w:w="3312"/>
-        <w:gridCol w:w="3312"/>
-        <w:gridCol w:w="3312"/>
+        <w:gridCol w:w="3360"/>
+        <w:gridCol w:w="3360"/>
+        <w:gridCol w:w="3360"/>
       </w:tblGrid>
       <w:tr>
         <w:tc>
           <w:tcPr>
-            <w:tcW w:type="dxa" w:w="3312"/>
+            <w:tcW w:type="dxa" w:w="3360"/>
             <w:shd w:fill="0F294A"/>
             <w:tcMar>
-              <w:top w:w="60" w:type="dxa"/>
-              <w:bottom w:w="60" w:type="dxa"/>
-              <w:left w:w="100" w:type="dxa"/>
-              <w:right w:w="100" w:type="dxa"/>
+              <w:top w:w="50" w:type="dxa"/>
+              <w:bottom w:w="50" w:type="dxa"/>
+              <w:left w:w="80" w:type="dxa"/>
+              <w:right w:w="80" w:type="dxa"/>
             </w:tcMar>
           </w:tcPr>
           <w:p>
@@ -502,7 +665,7 @@
               <w:rPr>
                 <w:b/>
                 <w:color w:val="FFFFFF"/>
-                <w:sz w:val="18"/>
+                <w:sz w:val="17"/>
               </w:rPr>
               <w:t>Urgency Tier</w:t>
             </w:r>
@@ -510,13 +673,13 @@
         </w:tc>
         <w:tc>
           <w:tcPr>
-            <w:tcW w:type="dxa" w:w="3312"/>
+            <w:tcW w:type="dxa" w:w="3360"/>
             <w:shd w:fill="0F294A"/>
             <w:tcMar>
-              <w:top w:w="60" w:type="dxa"/>
-              <w:bottom w:w="60" w:type="dxa"/>
-              <w:left w:w="100" w:type="dxa"/>
-              <w:right w:w="100" w:type="dxa"/>
+              <w:top w:w="50" w:type="dxa"/>
+              <w:bottom w:w="50" w:type="dxa"/>
+              <w:left w:w="80" w:type="dxa"/>
+              <w:right w:w="80" w:type="dxa"/>
             </w:tcMar>
           </w:tcPr>
           <w:p>
@@ -524,7 +687,7 @@
               <w:rPr>
                 <w:b/>
                 <w:color w:val="FFFFFF"/>
-                <w:sz w:val="18"/>
+                <w:sz w:val="17"/>
               </w:rPr>
               <w:t>Time Remaining</w:t>
             </w:r>
@@ -532,13 +695,13 @@
         </w:tc>
         <w:tc>
           <w:tcPr>
-            <w:tcW w:type="dxa" w:w="3312"/>
+            <w:tcW w:type="dxa" w:w="3360"/>
             <w:shd w:fill="0F294A"/>
             <w:tcMar>
-              <w:top w:w="60" w:type="dxa"/>
-              <w:bottom w:w="60" w:type="dxa"/>
-              <w:left w:w="100" w:type="dxa"/>
-              <w:right w:w="100" w:type="dxa"/>
+              <w:top w:w="50" w:type="dxa"/>
+              <w:bottom w:w="50" w:type="dxa"/>
+              <w:left w:w="80" w:type="dxa"/>
+              <w:right w:w="80" w:type="dxa"/>
             </w:tcMar>
           </w:tcPr>
           <w:p>
@@ -546,7 +709,7 @@
               <w:rPr>
                 <w:b/>
                 <w:color w:val="FFFFFF"/>
-                <w:sz w:val="18"/>
+                <w:sz w:val="17"/>
               </w:rPr>
               <w:t>Action Required</w:t>
             </w:r>
@@ -556,13 +719,13 @@
       <w:tr>
         <w:tc>
           <w:tcPr>
-            <w:tcW w:type="dxa" w:w="3312"/>
+            <w:tcW w:type="dxa" w:w="3360"/>
             <w:shd w:fill="F8FAFC"/>
             <w:tcMar>
-              <w:top w:w="60" w:type="dxa"/>
-              <w:bottom w:w="60" w:type="dxa"/>
-              <w:left w:w="100" w:type="dxa"/>
-              <w:right w:w="100" w:type="dxa"/>
+              <w:top w:w="50" w:type="dxa"/>
+              <w:bottom w:w="50" w:type="dxa"/>
+              <w:left w:w="80" w:type="dxa"/>
+              <w:right w:w="80" w:type="dxa"/>
             </w:tcMar>
             <w:tcBorders>
               <w:bottom w:val="single" w:sz="4" w:space="0" w:color="E2E8F0"/>
@@ -573,7 +736,7 @@
               <w:rPr>
                 <w:b/>
                 <w:color w:val="1E40AF"/>
-                <w:sz w:val="18"/>
+                <w:sz w:val="17"/>
               </w:rPr>
               <w:t>Normal (Blue)</w:t>
             </w:r>
@@ -581,13 +744,13 @@
         </w:tc>
         <w:tc>
           <w:tcPr>
-            <w:tcW w:type="dxa" w:w="3312"/>
+            <w:tcW w:type="dxa" w:w="3360"/>
             <w:shd w:fill="F8FAFC"/>
             <w:tcMar>
-              <w:top w:w="60" w:type="dxa"/>
-              <w:bottom w:w="60" w:type="dxa"/>
-              <w:left w:w="100" w:type="dxa"/>
-              <w:right w:w="100" w:type="dxa"/>
+              <w:top w:w="50" w:type="dxa"/>
+              <w:bottom w:w="50" w:type="dxa"/>
+              <w:left w:w="80" w:type="dxa"/>
+              <w:right w:w="80" w:type="dxa"/>
             </w:tcMar>
             <w:tcBorders>
               <w:bottom w:val="single" w:sz="4" w:space="0" w:color="E2E8F0"/>
@@ -596,7 +759,7 @@
           <w:p>
             <w:r>
               <w:rPr>
-                <w:sz w:val="18"/>
+                <w:sz w:val="17"/>
               </w:rPr>
               <w:t>&gt; 24 Hours</w:t>
             </w:r>
@@ -604,13 +767,13 @@
         </w:tc>
         <w:tc>
           <w:tcPr>
-            <w:tcW w:type="dxa" w:w="3312"/>
+            <w:tcW w:type="dxa" w:w="3360"/>
             <w:shd w:fill="F8FAFC"/>
             <w:tcMar>
-              <w:top w:w="60" w:type="dxa"/>
-              <w:bottom w:w="60" w:type="dxa"/>
-              <w:left w:w="100" w:type="dxa"/>
-              <w:right w:w="100" w:type="dxa"/>
+              <w:top w:w="50" w:type="dxa"/>
+              <w:bottom w:w="50" w:type="dxa"/>
+              <w:left w:w="80" w:type="dxa"/>
+              <w:right w:w="80" w:type="dxa"/>
             </w:tcMar>
             <w:tcBorders>
               <w:bottom w:val="single" w:sz="4" w:space="0" w:color="E2E8F0"/>
@@ -619,7 +782,7 @@
           <w:p>
             <w:r>
               <w:rPr>
-                <w:sz w:val="18"/>
+                <w:sz w:val="17"/>
               </w:rPr>
               <w:t>Order is comfortably within the procurement processing window.</w:t>
             </w:r>
@@ -629,13 +792,13 @@
       <w:tr>
         <w:tc>
           <w:tcPr>
-            <w:tcW w:type="dxa" w:w="3312"/>
+            <w:tcW w:type="dxa" w:w="3360"/>
             <w:shd w:fill="FFFFFF"/>
             <w:tcMar>
-              <w:top w:w="60" w:type="dxa"/>
-              <w:bottom w:w="60" w:type="dxa"/>
-              <w:left w:w="100" w:type="dxa"/>
-              <w:right w:w="100" w:type="dxa"/>
+              <w:top w:w="50" w:type="dxa"/>
+              <w:bottom w:w="50" w:type="dxa"/>
+              <w:left w:w="80" w:type="dxa"/>
+              <w:right w:w="80" w:type="dxa"/>
             </w:tcMar>
             <w:tcBorders>
               <w:bottom w:val="single" w:sz="4" w:space="0" w:color="E2E8F0"/>
@@ -646,7 +809,7 @@
               <w:rPr>
                 <w:b/>
                 <w:color w:val="D97706"/>
-                <w:sz w:val="18"/>
+                <w:sz w:val="17"/>
               </w:rPr>
               <w:t>Warning (Amber)</w:t>
             </w:r>
@@ -654,13 +817,13 @@
         </w:tc>
         <w:tc>
           <w:tcPr>
-            <w:tcW w:type="dxa" w:w="3312"/>
+            <w:tcW w:type="dxa" w:w="3360"/>
             <w:shd w:fill="FFFFFF"/>
             <w:tcMar>
-              <w:top w:w="60" w:type="dxa"/>
-              <w:bottom w:w="60" w:type="dxa"/>
-              <w:left w:w="100" w:type="dxa"/>
-              <w:right w:w="100" w:type="dxa"/>
+              <w:top w:w="50" w:type="dxa"/>
+              <w:bottom w:w="50" w:type="dxa"/>
+              <w:left w:w="80" w:type="dxa"/>
+              <w:right w:w="80" w:type="dxa"/>
             </w:tcMar>
             <w:tcBorders>
               <w:bottom w:val="single" w:sz="4" w:space="0" w:color="E2E8F0"/>
@@ -669,7 +832,7 @@
           <w:p>
             <w:r>
               <w:rPr>
-                <w:sz w:val="18"/>
+                <w:sz w:val="17"/>
               </w:rPr>
               <w:t>12 to 24 Hours</w:t>
             </w:r>
@@ -677,13 +840,13 @@
         </w:tc>
         <w:tc>
           <w:tcPr>
-            <w:tcW w:type="dxa" w:w="3312"/>
+            <w:tcW w:type="dxa" w:w="3360"/>
             <w:shd w:fill="FFFFFF"/>
             <w:tcMar>
-              <w:top w:w="60" w:type="dxa"/>
-              <w:bottom w:w="60" w:type="dxa"/>
-              <w:left w:w="100" w:type="dxa"/>
-              <w:right w:w="100" w:type="dxa"/>
+              <w:top w:w="50" w:type="dxa"/>
+              <w:bottom w:w="50" w:type="dxa"/>
+              <w:left w:w="80" w:type="dxa"/>
+              <w:right w:w="80" w:type="dxa"/>
             </w:tcMar>
             <w:tcBorders>
               <w:bottom w:val="single" w:sz="4" w:space="0" w:color="E2E8F0"/>
@@ -692,7 +855,7 @@
           <w:p>
             <w:r>
               <w:rPr>
-                <w:sz w:val="18"/>
+                <w:sz w:val="17"/>
               </w:rPr>
               <w:t>Priority reminder: Concur PO # should be requested or entered promptly.</w:t>
             </w:r>
@@ -702,13 +865,13 @@
       <w:tr>
         <w:tc>
           <w:tcPr>
-            <w:tcW w:type="dxa" w:w="3312"/>
+            <w:tcW w:type="dxa" w:w="3360"/>
             <w:shd w:fill="F8FAFC"/>
             <w:tcMar>
-              <w:top w:w="60" w:type="dxa"/>
-              <w:bottom w:w="60" w:type="dxa"/>
-              <w:left w:w="100" w:type="dxa"/>
-              <w:right w:w="100" w:type="dxa"/>
+              <w:top w:w="50" w:type="dxa"/>
+              <w:bottom w:w="50" w:type="dxa"/>
+              <w:left w:w="80" w:type="dxa"/>
+              <w:right w:w="80" w:type="dxa"/>
             </w:tcMar>
             <w:tcBorders>
               <w:bottom w:val="single" w:sz="4" w:space="0" w:color="E2E8F0"/>
@@ -719,7 +882,7 @@
               <w:rPr>
                 <w:b/>
                 <w:color w:val="DC2626"/>
-                <w:sz w:val="18"/>
+                <w:sz w:val="17"/>
               </w:rPr>
               <w:t>Critical (Red / Pulse)</w:t>
             </w:r>
@@ -727,13 +890,13 @@
         </w:tc>
         <w:tc>
           <w:tcPr>
-            <w:tcW w:type="dxa" w:w="3312"/>
+            <w:tcW w:type="dxa" w:w="3360"/>
             <w:shd w:fill="F8FAFC"/>
             <w:tcMar>
-              <w:top w:w="60" w:type="dxa"/>
-              <w:bottom w:w="60" w:type="dxa"/>
-              <w:left w:w="100" w:type="dxa"/>
-              <w:right w:w="100" w:type="dxa"/>
+              <w:top w:w="50" w:type="dxa"/>
+              <w:bottom w:w="50" w:type="dxa"/>
+              <w:left w:w="80" w:type="dxa"/>
+              <w:right w:w="80" w:type="dxa"/>
             </w:tcMar>
             <w:tcBorders>
               <w:bottom w:val="single" w:sz="4" w:space="0" w:color="E2E8F0"/>
@@ -742,7 +905,7 @@
           <w:p>
             <w:r>
               <w:rPr>
-                <w:sz w:val="18"/>
+                <w:sz w:val="17"/>
               </w:rPr>
               <w:t>&lt; 12 Hours</w:t>
             </w:r>
@@ -750,13 +913,13 @@
         </w:tc>
         <w:tc>
           <w:tcPr>
-            <w:tcW w:type="dxa" w:w="3312"/>
+            <w:tcW w:type="dxa" w:w="3360"/>
             <w:shd w:fill="F8FAFC"/>
             <w:tcMar>
-              <w:top w:w="60" w:type="dxa"/>
-              <w:bottom w:w="60" w:type="dxa"/>
-              <w:left w:w="100" w:type="dxa"/>
-              <w:right w:w="100" w:type="dxa"/>
+              <w:top w:w="50" w:type="dxa"/>
+              <w:bottom w:w="50" w:type="dxa"/>
+              <w:left w:w="80" w:type="dxa"/>
+              <w:right w:w="80" w:type="dxa"/>
             </w:tcMar>
             <w:tcBorders>
               <w:bottom w:val="single" w:sz="4" w:space="0" w:color="E2E8F0"/>
@@ -765,7 +928,7 @@
           <w:p>
             <w:r>
               <w:rPr>
-                <w:sz w:val="18"/>
+                <w:sz w:val="17"/>
               </w:rPr>
               <w:t>Urgent action: Order will expire and auto-cancel if PO is not entered today.</w:t>
             </w:r>
@@ -781,7 +944,7 @@
     <w:p>
       <w:pPr>
         <w:pStyle w:val="ListBullet"/>
-        <w:spacing w:before="40" w:after="80"/>
+        <w:spacing w:before="40" w:after="60"/>
         <w:ind w:left="360"/>
       </w:pPr>
       <w:r>
@@ -795,13 +958,13 @@
         <w:rPr>
           <w:color w:val="1E293B"/>
         </w:rPr>
-        <w:t>Once a buyer enters the Concur PO #, the order advances to 'Active (Awaiting Delivery)'. The inventory permanently shifts from 'Reserved' to 'Committed', remaining accounted for until delivery dockets and physical stock receipting are fully recorded.</w:t>
+        <w:t>Once a buyer enters the Concur PO #, the order advances to 'Active (Awaiting Delivery)'. The inventory permanently shifts from 'Reserved' to 'Committed', remaining accounted for until delivery dockets and physical stock receipting are fully completed.</w:t>
       </w:r>
     </w:p>
     <w:p>
       <w:pPr>
         <w:pStyle w:val="ListBullet"/>
-        <w:spacing w:before="40" w:after="80"/>
+        <w:spacing w:before="40" w:after="60"/>
         <w:ind w:left="360"/>
       </w:pPr>
       <w:r>
@@ -831,17 +994,17 @@
           <w:rFonts w:ascii="Calibri" w:hAnsi="Calibri"/>
           <w:b/>
           <w:color w:val="0F294A"/>
-          <w:sz w:val="28"/>
+          <w:sz w:val="26"/>
         </w:rPr>
         <w:t>New 'Stock &amp; Reservations' Insights Report</w:t>
       </w:r>
     </w:p>
     <w:p>
       <w:pPr>
-        <w:spacing w:before="80" w:after="120"/>
+        <w:spacing w:before="80" w:after="80"/>
       </w:pPr>
       <w:r>
-        <w:t xml:space="preserve">A dedicated report has been added under </w:t>
+        <w:t xml:space="preserve">Located under </w:t>
       </w:r>
       <w:r>
         <w:rPr>
@@ -851,13 +1014,69 @@
         <w:t>Reporting ➔ Supplier Insights ➔ Stock Reservations</w:t>
       </w:r>
       <w:r>
-        <w:t>, providing full transparency into inventory distribution across suppliers, active holds, and order pipeline health:</w:t>
+        <w:t>, this interactive analytics suite gives full visibility into inventory distribution, active holds, and order pipeline health:</w:t>
+      </w:r>
+    </w:p>
+    <w:p>
+      <w:pPr>
+        <w:keepNext/>
+        <w:spacing w:before="160" w:after="40"/>
+        <w:jc w:val="center"/>
+      </w:pPr>
+      <w:r>
+        <w:drawing>
+          <wp:inline xmlns:a="http://schemas.openxmlformats.org/drawingml/2006/main" xmlns:pic="http://schemas.openxmlformats.org/drawingml/2006/picture">
+            <wp:extent cx="6217920" cy="2943995"/>
+            <wp:docPr id="5" name="Picture 5"/>
+            <wp:cNvGraphicFramePr>
+              <a:graphicFrameLocks noChangeAspect="1"/>
+            </wp:cNvGraphicFramePr>
+            <a:graphic>
+              <a:graphicData uri="http://schemas.openxmlformats.org/drawingml/2006/picture">
+                <pic:pic>
+                  <pic:nvPicPr>
+                    <pic:cNvPr id="0" name="reporting_dashboard_preview.png"/>
+                    <pic:cNvPicPr/>
+                  </pic:nvPicPr>
+                  <pic:blipFill>
+                    <a:blip r:embed="rId13"/>
+                    <a:stretch>
+                      <a:fillRect/>
+                    </a:stretch>
+                  </pic:blipFill>
+                  <pic:spPr>
+                    <a:xfrm>
+                      <a:off x="0" y="0"/>
+                      <a:ext cx="6217920" cy="2943995"/>
+                    </a:xfrm>
+                    <a:prstGeom prst="rect"/>
+                  </pic:spPr>
+                </pic:pic>
+              </a:graphicData>
+            </a:graphic>
+          </wp:inline>
+        </w:drawing>
+      </w:r>
+    </w:p>
+    <w:p>
+      <w:pPr>
+        <w:spacing w:before="40" w:after="200"/>
+        <w:jc w:val="center"/>
+      </w:pPr>
+      <w:r>
+        <w:rPr>
+          <w:rFonts w:ascii="Calibri" w:hAnsi="Calibri"/>
+          <w:i/>
+          <w:color w:val="64748B"/>
+          <w:sz w:val="17"/>
+        </w:rPr>
+        <w:t>Figure: Stock &amp; Reservations Insights Report: KPI Metrics &amp; Live Reservation Queue</w:t>
       </w:r>
     </w:p>
     <w:p>
       <w:pPr>
         <w:pStyle w:val="ListBullet"/>
-        <w:spacing w:before="40" w:after="80"/>
+        <w:spacing w:before="40" w:after="60"/>
         <w:ind w:left="360"/>
       </w:pPr>
       <w:r>
@@ -877,7 +1096,7 @@
     <w:p>
       <w:pPr>
         <w:pStyle w:val="ListBullet"/>
-        <w:spacing w:before="40" w:after="80"/>
+        <w:spacing w:before="40" w:after="60"/>
         <w:ind w:left="360"/>
       </w:pPr>
       <w:r>
@@ -897,7 +1116,7 @@
     <w:p>
       <w:pPr>
         <w:pStyle w:val="ListBullet"/>
-        <w:spacing w:before="40" w:after="80"/>
+        <w:spacing w:before="40" w:after="60"/>
         <w:ind w:left="360"/>
       </w:pPr>
       <w:r>
@@ -911,13 +1130,13 @@
         <w:rPr>
           <w:color w:val="1E293B"/>
         </w:rPr>
-        <w:t>Interactive queue allowing procurement officers to filter orders by urgency tier, inspect time remaining down to the minute, and jump directly into the PO with one click.</w:t>
+        <w:t>Interactive queue allowing buyers to filter orders by urgency tier, inspect time remaining down to the minute, and jump directly into the PO with one click.</w:t>
       </w:r>
     </w:p>
     <w:p>
       <w:pPr>
         <w:pStyle w:val="ListBullet"/>
-        <w:spacing w:before="40" w:after="80"/>
+        <w:spacing w:before="40" w:after="60"/>
         <w:ind w:left="360"/>
       </w:pPr>
       <w:r>
@@ -937,7 +1156,7 @@
     <w:p>
       <w:pPr>
         <w:pStyle w:val="ListBullet"/>
-        <w:spacing w:before="40" w:after="80"/>
+        <w:spacing w:before="40" w:after="60"/>
         <w:ind w:left="360"/>
       </w:pPr>
       <w:r>
@@ -967,7 +1186,7 @@
           <w:rFonts w:ascii="Calibri" w:hAnsi="Calibri"/>
           <w:b/>
           <w:color w:val="0F294A"/>
-          <w:sz w:val="28"/>
+          <w:sz w:val="26"/>
         </w:rPr>
         <w:t>What This Means for You: Role-by-Role Guidance</w:t>
       </w:r>
@@ -979,20 +1198,20 @@
         <w:tblLook w:firstColumn="1" w:firstRow="1" w:lastColumn="0" w:lastRow="0" w:noHBand="0" w:noVBand="1" w:val="04A0"/>
       </w:tblPr>
       <w:tblGrid>
-        <w:gridCol w:w="3312"/>
-        <w:gridCol w:w="3312"/>
-        <w:gridCol w:w="3312"/>
+        <w:gridCol w:w="3360"/>
+        <w:gridCol w:w="3360"/>
+        <w:gridCol w:w="3360"/>
       </w:tblGrid>
       <w:tr>
         <w:tc>
           <w:tcPr>
-            <w:tcW w:type="dxa" w:w="3312"/>
+            <w:tcW w:type="dxa" w:w="3360"/>
             <w:shd w:fill="0F294A"/>
             <w:tcMar>
-              <w:top w:w="80" w:type="dxa"/>
-              <w:bottom w:w="80" w:type="dxa"/>
-              <w:left w:w="120" w:type="dxa"/>
-              <w:right w:w="120" w:type="dxa"/>
+              <w:top w:w="60" w:type="dxa"/>
+              <w:bottom w:w="60" w:type="dxa"/>
+              <w:left w:w="100" w:type="dxa"/>
+              <w:right w:w="100" w:type="dxa"/>
             </w:tcMar>
           </w:tcPr>
           <w:p>
@@ -1000,7 +1219,7 @@
               <w:rPr>
                 <w:b/>
                 <w:color w:val="FFFFFF"/>
-                <w:sz w:val="19"/>
+                <w:sz w:val="17"/>
               </w:rPr>
               <w:t>Role</w:t>
             </w:r>
@@ -1008,13 +1227,13 @@
         </w:tc>
         <w:tc>
           <w:tcPr>
-            <w:tcW w:type="dxa" w:w="3312"/>
+            <w:tcW w:type="dxa" w:w="3360"/>
             <w:shd w:fill="0F294A"/>
             <w:tcMar>
-              <w:top w:w="80" w:type="dxa"/>
-              <w:bottom w:w="80" w:type="dxa"/>
-              <w:left w:w="120" w:type="dxa"/>
-              <w:right w:w="120" w:type="dxa"/>
+              <w:top w:w="60" w:type="dxa"/>
+              <w:bottom w:w="60" w:type="dxa"/>
+              <w:left w:w="100" w:type="dxa"/>
+              <w:right w:w="100" w:type="dxa"/>
             </w:tcMar>
           </w:tcPr>
           <w:p>
@@ -1022,7 +1241,7 @@
               <w:rPr>
                 <w:b/>
                 <w:color w:val="FFFFFF"/>
-                <w:sz w:val="19"/>
+                <w:sz w:val="17"/>
               </w:rPr>
               <w:t>Key Benefits</w:t>
             </w:r>
@@ -1030,13 +1249,13 @@
         </w:tc>
         <w:tc>
           <w:tcPr>
-            <w:tcW w:type="dxa" w:w="3312"/>
+            <w:tcW w:type="dxa" w:w="3360"/>
             <w:shd w:fill="0F294A"/>
             <w:tcMar>
-              <w:top w:w="80" w:type="dxa"/>
-              <w:bottom w:w="80" w:type="dxa"/>
-              <w:left w:w="120" w:type="dxa"/>
-              <w:right w:w="120" w:type="dxa"/>
+              <w:top w:w="60" w:type="dxa"/>
+              <w:bottom w:w="60" w:type="dxa"/>
+              <w:left w:w="100" w:type="dxa"/>
+              <w:right w:w="100" w:type="dxa"/>
             </w:tcMar>
           </w:tcPr>
           <w:p>
@@ -1044,7 +1263,7 @@
               <w:rPr>
                 <w:b/>
                 <w:color w:val="FFFFFF"/>
-                <w:sz w:val="19"/>
+                <w:sz w:val="17"/>
               </w:rPr>
               <w:t>Action Items &amp; Best Practices</w:t>
             </w:r>
@@ -1054,13 +1273,13 @@
       <w:tr>
         <w:tc>
           <w:tcPr>
-            <w:tcW w:type="dxa" w:w="3312"/>
+            <w:tcW w:type="dxa" w:w="3360"/>
             <w:shd w:fill="F8FAFC"/>
             <w:tcMar>
-              <w:top w:w="80" w:type="dxa"/>
-              <w:bottom w:w="80" w:type="dxa"/>
-              <w:left w:w="120" w:type="dxa"/>
-              <w:right w:w="120" w:type="dxa"/>
+              <w:top w:w="60" w:type="dxa"/>
+              <w:bottom w:w="60" w:type="dxa"/>
+              <w:left w:w="100" w:type="dxa"/>
+              <w:right w:w="100" w:type="dxa"/>
             </w:tcMar>
             <w:tcBorders>
               <w:bottom w:val="single" w:sz="4" w:space="0" w:color="CBD5E1"/>
@@ -1076,7 +1295,7 @@
               <w:rPr>
                 <w:b/>
                 <w:color w:val="0F294A"/>
-                <w:sz w:val="18"/>
+                <w:sz w:val="17"/>
               </w:rPr>
               <w:t>Requisitioners</w:t>
               <w:br/>
@@ -1086,13 +1305,13 @@
         </w:tc>
         <w:tc>
           <w:tcPr>
-            <w:tcW w:type="dxa" w:w="3312"/>
+            <w:tcW w:type="dxa" w:w="3360"/>
             <w:shd w:fill="F8FAFC"/>
             <w:tcMar>
-              <w:top w:w="80" w:type="dxa"/>
-              <w:bottom w:w="80" w:type="dxa"/>
-              <w:left w:w="120" w:type="dxa"/>
-              <w:right w:w="120" w:type="dxa"/>
+              <w:top w:w="60" w:type="dxa"/>
+              <w:bottom w:w="60" w:type="dxa"/>
+              <w:left w:w="100" w:type="dxa"/>
+              <w:right w:w="100" w:type="dxa"/>
             </w:tcMar>
             <w:tcBorders>
               <w:bottom w:val="single" w:sz="4" w:space="0" w:color="CBD5E1"/>
@@ -1106,7 +1325,7 @@
             </w:pPr>
             <w:r>
               <w:rPr>
-                <w:sz w:val="18"/>
+                <w:sz w:val="17"/>
               </w:rPr>
               <w:t>• Immediate confirmation that approved items are held exclusively for your plant.</w:t>
               <w:br/>
@@ -1116,13 +1335,13 @@
         </w:tc>
         <w:tc>
           <w:tcPr>
-            <w:tcW w:type="dxa" w:w="3312"/>
+            <w:tcW w:type="dxa" w:w="3360"/>
             <w:shd w:fill="F8FAFC"/>
             <w:tcMar>
-              <w:top w:w="80" w:type="dxa"/>
-              <w:bottom w:w="80" w:type="dxa"/>
-              <w:left w:w="120" w:type="dxa"/>
-              <w:right w:w="120" w:type="dxa"/>
+              <w:top w:w="60" w:type="dxa"/>
+              <w:bottom w:w="60" w:type="dxa"/>
+              <w:left w:w="100" w:type="dxa"/>
+              <w:right w:w="100" w:type="dxa"/>
             </w:tcMar>
             <w:tcBorders>
               <w:bottom w:val="single" w:sz="4" w:space="0" w:color="CBD5E1"/>
@@ -1136,13 +1355,13 @@
             </w:pPr>
             <w:r>
               <w:rPr>
-                <w:sz w:val="18"/>
+                <w:sz w:val="17"/>
               </w:rPr>
               <w:t>• Check the available stock pill when browsing the catalogue.</w:t>
               <w:br/>
               <w:t>• Once approved, track your order's 48h countdown badge.</w:t>
               <w:br/>
-              <w:t>• Promptly check your email / notifications if your order is nearing 12h remaining.</w:t>
+              <w:t>• Check your notifications if your order is nearing 12h remaining.</w:t>
             </w:r>
           </w:p>
         </w:tc>
@@ -1150,13 +1369,13 @@
       <w:tr>
         <w:tc>
           <w:tcPr>
-            <w:tcW w:type="dxa" w:w="3312"/>
+            <w:tcW w:type="dxa" w:w="3360"/>
             <w:shd w:fill="FFFFFF"/>
             <w:tcMar>
-              <w:top w:w="80" w:type="dxa"/>
-              <w:bottom w:w="80" w:type="dxa"/>
-              <w:left w:w="120" w:type="dxa"/>
-              <w:right w:w="120" w:type="dxa"/>
+              <w:top w:w="60" w:type="dxa"/>
+              <w:bottom w:w="60" w:type="dxa"/>
+              <w:left w:w="100" w:type="dxa"/>
+              <w:right w:w="100" w:type="dxa"/>
             </w:tcMar>
             <w:tcBorders>
               <w:bottom w:val="single" w:sz="4" w:space="0" w:color="CBD5E1"/>
@@ -1172,7 +1391,7 @@
               <w:rPr>
                 <w:b/>
                 <w:color w:val="0F294A"/>
-                <w:sz w:val="18"/>
+                <w:sz w:val="17"/>
               </w:rPr>
               <w:t>Procurement Officers</w:t>
               <w:br/>
@@ -1182,13 +1401,13 @@
         </w:tc>
         <w:tc>
           <w:tcPr>
-            <w:tcW w:type="dxa" w:w="3312"/>
+            <w:tcW w:type="dxa" w:w="3360"/>
             <w:shd w:fill="FFFFFF"/>
             <w:tcMar>
-              <w:top w:w="80" w:type="dxa"/>
-              <w:bottom w:w="80" w:type="dxa"/>
-              <w:left w:w="120" w:type="dxa"/>
-              <w:right w:w="120" w:type="dxa"/>
+              <w:top w:w="60" w:type="dxa"/>
+              <w:bottom w:w="60" w:type="dxa"/>
+              <w:left w:w="100" w:type="dxa"/>
+              <w:right w:w="100" w:type="dxa"/>
             </w:tcMar>
             <w:tcBorders>
               <w:bottom w:val="single" w:sz="4" w:space="0" w:color="CBD5E1"/>
@@ -1202,7 +1421,7 @@
             </w:pPr>
             <w:r>
               <w:rPr>
-                <w:sz w:val="18"/>
+                <w:sz w:val="17"/>
               </w:rPr>
               <w:t>• Prevents stock being double-allocated to competing plants.</w:t>
               <w:br/>
@@ -1212,13 +1431,13 @@
         </w:tc>
         <w:tc>
           <w:tcPr>
-            <w:tcW w:type="dxa" w:w="3312"/>
+            <w:tcW w:type="dxa" w:w="3360"/>
             <w:shd w:fill="FFFFFF"/>
             <w:tcMar>
-              <w:top w:w="80" w:type="dxa"/>
-              <w:bottom w:w="80" w:type="dxa"/>
-              <w:left w:w="120" w:type="dxa"/>
-              <w:right w:w="120" w:type="dxa"/>
+              <w:top w:w="60" w:type="dxa"/>
+              <w:bottom w:w="60" w:type="dxa"/>
+              <w:left w:w="100" w:type="dxa"/>
+              <w:right w:w="100" w:type="dxa"/>
             </w:tcMar>
             <w:tcBorders>
               <w:bottom w:val="single" w:sz="4" w:space="0" w:color="CBD5E1"/>
@@ -1232,7 +1451,7 @@
             </w:pPr>
             <w:r>
               <w:rPr>
-                <w:sz w:val="18"/>
+                <w:sz w:val="17"/>
               </w:rPr>
               <w:t>• Monitor the 'Pending Concur PO #' filter in your Task Drawer.</w:t>
               <w:br/>
@@ -1246,13 +1465,13 @@
       <w:tr>
         <w:tc>
           <w:tcPr>
-            <w:tcW w:type="dxa" w:w="3312"/>
+            <w:tcW w:type="dxa" w:w="3360"/>
             <w:shd w:fill="F8FAFC"/>
             <w:tcMar>
-              <w:top w:w="80" w:type="dxa"/>
-              <w:bottom w:w="80" w:type="dxa"/>
-              <w:left w:w="120" w:type="dxa"/>
-              <w:right w:w="120" w:type="dxa"/>
+              <w:top w:w="60" w:type="dxa"/>
+              <w:bottom w:w="60" w:type="dxa"/>
+              <w:left w:w="100" w:type="dxa"/>
+              <w:right w:w="100" w:type="dxa"/>
             </w:tcMar>
             <w:tcBorders>
               <w:bottom w:val="single" w:sz="4" w:space="0" w:color="CBD5E1"/>
@@ -1268,7 +1487,7 @@
               <w:rPr>
                 <w:b/>
                 <w:color w:val="0F294A"/>
-                <w:sz w:val="18"/>
+                <w:sz w:val="17"/>
               </w:rPr>
               <w:t>Approvers &amp;</w:t>
               <w:br/>
@@ -1278,13 +1497,13 @@
         </w:tc>
         <w:tc>
           <w:tcPr>
-            <w:tcW w:type="dxa" w:w="3312"/>
+            <w:tcW w:type="dxa" w:w="3360"/>
             <w:shd w:fill="F8FAFC"/>
             <w:tcMar>
-              <w:top w:w="80" w:type="dxa"/>
-              <w:bottom w:w="80" w:type="dxa"/>
-              <w:left w:w="120" w:type="dxa"/>
-              <w:right w:w="120" w:type="dxa"/>
+              <w:top w:w="60" w:type="dxa"/>
+              <w:bottom w:w="60" w:type="dxa"/>
+              <w:left w:w="100" w:type="dxa"/>
+              <w:right w:w="100" w:type="dxa"/>
             </w:tcMar>
             <w:tcBorders>
               <w:bottom w:val="single" w:sz="4" w:space="0" w:color="CBD5E1"/>
@@ -1298,7 +1517,7 @@
             </w:pPr>
             <w:r>
               <w:rPr>
-                <w:sz w:val="18"/>
+                <w:sz w:val="17"/>
               </w:rPr>
               <w:t>• Confidence that approved requests correspond to confirmed available supplier stock.</w:t>
               <w:br/>
@@ -1308,13 +1527,13 @@
         </w:tc>
         <w:tc>
           <w:tcPr>
-            <w:tcW w:type="dxa" w:w="3312"/>
+            <w:tcW w:type="dxa" w:w="3360"/>
             <w:shd w:fill="F8FAFC"/>
             <w:tcMar>
-              <w:top w:w="80" w:type="dxa"/>
-              <w:bottom w:w="80" w:type="dxa"/>
-              <w:left w:w="120" w:type="dxa"/>
-              <w:right w:w="120" w:type="dxa"/>
+              <w:top w:w="60" w:type="dxa"/>
+              <w:bottom w:w="60" w:type="dxa"/>
+              <w:left w:w="100" w:type="dxa"/>
+              <w:right w:w="100" w:type="dxa"/>
             </w:tcMar>
             <w:tcBorders>
               <w:bottom w:val="single" w:sz="4" w:space="0" w:color="CBD5E1"/>
@@ -1328,7 +1547,7 @@
             </w:pPr>
             <w:r>
               <w:rPr>
-                <w:sz w:val="18"/>
+                <w:sz w:val="17"/>
               </w:rPr>
               <w:t>• Approve requisitions promptly so buyers receive the full 48-hour procurement window.</w:t>
               <w:br/>
@@ -1340,7 +1559,7 @@
     </w:tbl>
     <w:p>
       <w:pPr>
-        <w:spacing w:after="120"/>
+        <w:spacing w:after="80"/>
       </w:pPr>
     </w:p>
     <w:p>
@@ -1356,7 +1575,7 @@
           <w:rFonts w:ascii="Calibri" w:hAnsi="Calibri"/>
           <w:b/>
           <w:color w:val="0F294A"/>
-          <w:sz w:val="28"/>
+          <w:sz w:val="26"/>
         </w:rPr>
         <w:t>Frequently Asked Questions (FAQ)</w:t>
       </w:r>
@@ -1364,25 +1583,25 @@
     <w:p>
       <w:pPr>
         <w:keepNext/>
-        <w:spacing w:before="120" w:after="40"/>
+        <w:spacing w:before="100" w:after="20"/>
       </w:pPr>
       <w:r>
         <w:rPr>
           <w:b/>
           <w:color w:val="1E40AF"/>
-          <w:sz w:val="20"/>
+          <w:sz w:val="19"/>
         </w:rPr>
         <w:t>Q: What happens if an order is auto-cancelled after 48 hours?</w:t>
       </w:r>
     </w:p>
     <w:p>
       <w:pPr>
-        <w:spacing w:before="0" w:after="120"/>
+        <w:spacing w:before="0" w:after="100"/>
       </w:pPr>
       <w:r>
         <w:rPr>
           <w:color w:val="334155"/>
-          <w:sz w:val="19"/>
+          <w:sz w:val="18"/>
         </w:rPr>
         <w:t>A: The request moves to 'Cancelled' status and its reserved items are immediately returned to available supplier stock for any plant to request. The requester receives an automated system alert with full order details. If the items are still required, a new requisition can be raised.</w:t>
       </w:r>
@@ -1390,25 +1609,25 @@
     <w:p>
       <w:pPr>
         <w:keepNext/>
-        <w:spacing w:before="120" w:after="40"/>
+        <w:spacing w:before="100" w:after="20"/>
       </w:pPr>
       <w:r>
         <w:rPr>
           <w:b/>
           <w:color w:val="1E40AF"/>
-          <w:sz w:val="20"/>
+          <w:sz w:val="19"/>
         </w:rPr>
         <w:t>Q: Can a reservation be extended beyond 48 hours?</w:t>
       </w:r>
     </w:p>
     <w:p>
       <w:pPr>
-        <w:spacing w:before="0" w:after="120"/>
+        <w:spacing w:before="0" w:after="100"/>
       </w:pPr>
       <w:r>
         <w:rPr>
           <w:color w:val="334155"/>
-          <w:sz w:val="19"/>
+          <w:sz w:val="18"/>
         </w:rPr>
         <w:t>A: The 48-hour window is intentionally strict to enforce fair stock allocation across all national sites and prevent stock locking. Procurement teams should prioritize orders displaying Warning (&lt;24h) or Critical (&lt;12h) badges.</w:t>
       </w:r>
@@ -1416,25 +1635,25 @@
     <w:p>
       <w:pPr>
         <w:keepNext/>
-        <w:spacing w:before="120" w:after="40"/>
+        <w:spacing w:before="100" w:after="20"/>
       </w:pPr>
       <w:r>
         <w:rPr>
           <w:b/>
           <w:color w:val="1E40AF"/>
-          <w:sz w:val="20"/>
+          <w:sz w:val="19"/>
         </w:rPr>
         <w:t>Q: How does this interact with weekly supplier inventory spreadsheets?</w:t>
       </w:r>
     </w:p>
     <w:p>
       <w:pPr>
-        <w:spacing w:before="0" w:after="120"/>
+        <w:spacing w:before="0" w:after="100"/>
       </w:pPr>
       <w:r>
         <w:rPr>
           <w:color w:val="334155"/>
-          <w:sz w:val="19"/>
+          <w:sz w:val="18"/>
         </w:rPr>
         <w:t>A: ProcureFlow seamlessly reconciles weekly supplier inventory uploads against active reservations. New weekly reports reset the baseline SOH, while unfulfilled committed orders and active 48h reservations continue to deduct dynamically.</w:t>
       </w:r>
@@ -1442,25 +1661,25 @@
     <w:p>
       <w:pPr>
         <w:keepNext/>
-        <w:spacing w:before="120" w:after="40"/>
+        <w:spacing w:before="100" w:after="20"/>
       </w:pPr>
       <w:r>
         <w:rPr>
           <w:b/>
           <w:color w:val="1E40AF"/>
-          <w:sz w:val="20"/>
+          <w:sz w:val="19"/>
         </w:rPr>
         <w:t>Q: What happens when an order is partially delivered?</w:t>
       </w:r>
     </w:p>
     <w:p>
       <w:pPr>
-        <w:spacing w:before="0" w:after="120"/>
+        <w:spacing w:before="0" w:after="100"/>
       </w:pPr>
       <w:r>
         <w:rPr>
           <w:color w:val="334155"/>
-          <w:sz w:val="19"/>
+          <w:sz w:val="18"/>
         </w:rPr>
         <w:t>A: Only unreceived quantities remain committed. For example, if 50 units were ordered and 30 have been receipted, only the remaining 20 units continue to be deducted from available supplier stock.</w:t>
       </w:r>
@@ -1478,14 +1697,14 @@
           <w:rFonts w:ascii="Calibri" w:hAnsi="Calibri"/>
           <w:b/>
           <w:color w:val="0F294A"/>
-          <w:sz w:val="28"/>
+          <w:sz w:val="26"/>
         </w:rPr>
         <w:t>Questions &amp; Key Contacts</w:t>
       </w:r>
     </w:p>
     <w:p>
       <w:pPr>
-        <w:spacing w:before="80" w:after="160"/>
+        <w:spacing w:before="80" w:after="120"/>
       </w:pPr>
       <w:r>
         <w:t>Please direct any questions, discrepancies, or feedback to the appropriate lead below:</w:t>
@@ -1499,8 +1718,8 @@
         <w:tblLook w:firstColumn="1" w:firstRow="1" w:lastColumn="0" w:lastRow="0" w:noHBand="0" w:noVBand="1" w:val="04A0"/>
       </w:tblPr>
       <w:tblGrid>
-        <w:gridCol w:w="4968"/>
-        <w:gridCol w:w="4968"/>
+        <w:gridCol w:w="5040"/>
+        <w:gridCol w:w="5040"/>
       </w:tblGrid>
       <w:tr>
         <w:tc>
@@ -1508,10 +1727,10 @@
             <w:tcW w:type="dxa" w:w="4896"/>
             <w:shd w:fill="F8FAFC"/>
             <w:tcMar>
-              <w:top w:w="120" w:type="dxa"/>
-              <w:bottom w:w="120" w:type="dxa"/>
-              <w:left w:w="140" w:type="dxa"/>
-              <w:right w:w="140" w:type="dxa"/>
+              <w:top w:w="100" w:type="dxa"/>
+              <w:bottom w:w="100" w:type="dxa"/>
+              <w:left w:w="120" w:type="dxa"/>
+              <w:right w:w="120" w:type="dxa"/>
             </w:tcMar>
             <w:tcBorders>
               <w:left w:val="single" w:sz="24" w:space="0" w:color="1E40AF"/>
@@ -1528,7 +1747,7 @@
               <w:rPr>
                 <w:b/>
                 <w:color w:val="1E40AF"/>
-                <w:sz w:val="16"/>
+                <w:sz w:val="15"/>
               </w:rPr>
               <w:t>PROCUREMENT &amp; INVENTORY INQUIRIES</w:t>
               <w:br/>
@@ -1537,7 +1756,7 @@
               <w:rPr>
                 <w:b/>
                 <w:color w:val="0F294A"/>
-                <w:sz w:val="22"/>
+                <w:sz w:val="21"/>
               </w:rPr>
               <w:t>Ashish Chhabra</w:t>
               <w:br/>
@@ -1545,7 +1764,7 @@
             <w:r>
               <w:rPr>
                 <w:color w:val="64748B"/>
-                <w:sz w:val="19"/>
+                <w:sz w:val="18"/>
               </w:rPr>
               <w:t>Procurement &amp; Inventory Manager</w:t>
               <w:br/>
@@ -1553,20 +1772,20 @@
           </w:p>
           <w:p>
             <w:pPr>
-              <w:spacing w:before="40" w:after="80"/>
+              <w:spacing w:before="40" w:after="60"/>
             </w:pPr>
             <w:r>
               <w:rPr>
                 <w:b/>
                 <w:color w:val="0F294A"/>
-                <w:sz w:val="18"/>
+                <w:sz w:val="17"/>
               </w:rPr>
               <w:t xml:space="preserve">Email: </w:t>
             </w:r>
             <w:r>
               <w:rPr>
                 <w:color w:val="2563EB"/>
-                <w:sz w:val="18"/>
+                <w:sz w:val="17"/>
                 <w:u w:val="single"/>
               </w:rPr>
               <w:t>ashish.chhabra@splservices.com.au</w:t>
@@ -1574,13 +1793,13 @@
           </w:p>
           <w:p>
             <w:pPr>
-              <w:spacing w:before="40" w:after="0"/>
+              <w:spacing w:before="20" w:after="0"/>
             </w:pPr>
             <w:r>
               <w:rPr>
                 <w:i/>
                 <w:color w:val="475569"/>
-                <w:sz w:val="17"/>
+                <w:sz w:val="16"/>
               </w:rPr>
               <w:t>Supplier stock availability, inventory quotas, PO approval escalation, and Concur PO processing queries.</w:t>
             </w:r>
@@ -1591,10 +1810,10 @@
             <w:tcW w:type="dxa" w:w="4896"/>
             <w:shd w:fill="F8FAFC"/>
             <w:tcMar>
-              <w:top w:w="120" w:type="dxa"/>
-              <w:bottom w:w="120" w:type="dxa"/>
-              <w:left w:w="140" w:type="dxa"/>
-              <w:right w:w="140" w:type="dxa"/>
+              <w:top w:w="100" w:type="dxa"/>
+              <w:bottom w:w="100" w:type="dxa"/>
+              <w:left w:w="120" w:type="dxa"/>
+              <w:right w:w="120" w:type="dxa"/>
             </w:tcMar>
             <w:tcBorders>
               <w:left w:val="single" w:sz="24" w:space="0" w:color="1E40AF"/>
@@ -1611,7 +1830,7 @@
               <w:rPr>
                 <w:b/>
                 <w:color w:val="1E40AF"/>
-                <w:sz w:val="16"/>
+                <w:sz w:val="15"/>
               </w:rPr>
               <w:t>PROCUREFLOW DEVELOPMENT &amp; AUTOMATION</w:t>
               <w:br/>
@@ -1620,7 +1839,7 @@
               <w:rPr>
                 <w:b/>
                 <w:color w:val="0F294A"/>
-                <w:sz w:val="22"/>
+                <w:sz w:val="21"/>
               </w:rPr>
               <w:t>Aaron Bell</w:t>
               <w:br/>
@@ -1628,7 +1847,7 @@
             <w:r>
               <w:rPr>
                 <w:color w:val="64748B"/>
-                <w:sz w:val="19"/>
+                <w:sz w:val="18"/>
               </w:rPr>
               <w:t>Enterprise Data and Automation Manager</w:t>
               <w:br/>
@@ -1636,20 +1855,20 @@
           </w:p>
           <w:p>
             <w:pPr>
-              <w:spacing w:before="40" w:after="80"/>
+              <w:spacing w:before="40" w:after="60"/>
             </w:pPr>
             <w:r>
               <w:rPr>
                 <w:b/>
                 <w:color w:val="0F294A"/>
-                <w:sz w:val="18"/>
+                <w:sz w:val="17"/>
               </w:rPr>
               <w:t xml:space="preserve">Email: </w:t>
             </w:r>
             <w:r>
               <w:rPr>
                 <w:color w:val="2563EB"/>
-                <w:sz w:val="18"/>
+                <w:sz w:val="17"/>
                 <w:u w:val="single"/>
               </w:rPr>
               <w:t>aaron.bell@splservices.com.au</w:t>
@@ -1657,13 +1876,13 @@
           </w:p>
           <w:p>
             <w:pPr>
-              <w:spacing w:before="40" w:after="0"/>
+              <w:spacing w:before="20" w:after="0"/>
             </w:pPr>
             <w:r>
               <w:rPr>
                 <w:i/>
                 <w:color w:val="475569"/>
-                <w:sz w:val="17"/>
+                <w:sz w:val="16"/>
               </w:rPr>
               <w:t>ProcureFlow platform features, reservation engine logic, reporting tools, and system workflow enhancements.</w:t>
             </w:r>
@@ -1673,7 +1892,7 @@
     </w:tbl>
     <w:p>
       <w:pPr>
-        <w:spacing w:after="200"/>
+        <w:spacing w:after="160"/>
       </w:pPr>
     </w:p>
     <w:p>
@@ -1693,7 +1912,7 @@
     </w:p>
     <w:sectPr>
       <w:pgSz w:w="12240" w:h="15840"/>
-      <w:pgMar w:top="1152" w:right="1152" w:bottom="1152" w:left="1152" w:header="720" w:footer="720" w:gutter="0"/>
+      <w:pgMar w:top="1080" w:right="1080" w:bottom="1080" w:left="1080" w:header="720" w:footer="720" w:gutter="0"/>
       <w:cols w:space="720"/>
       <w:docGrid w:linePitch="360"/>
     </w:sectPr>
@@ -2067,7 +2286,7 @@
     <w:rPr>
       <w:rFonts w:ascii="Calibri" w:hAnsi="Calibri"/>
       <w:color w:val="1E293B"/>
-      <w:sz w:val="21"/>
+      <w:sz w:val="20"/>
     </w:rPr>
   </w:style>
   <w:style w:type="paragraph" w:styleId="Header">
